--- a/Files/04 - Bamidbar/08 - Chukas-Balak/5783/Chukas-Balak 5783.docx
+++ b/Files/04 - Bamidbar/08 - Chukas-Balak/5783/Chukas-Balak 5783.docx
@@ -402,7 +402,7 @@
           <w:rFonts w:ascii="Times New Roman" w:hAnsi="Times New Roman" w:cs="Times New Roman"/>
           <w:rtl/>
         </w:rPr>
-        <w:t>״</w:t>
+        <w:t>"</w:t>
       </w:r>
       <w:r>
         <w:rPr>
@@ -415,7 +415,7 @@
         <w:rPr>
           <w:rFonts w:ascii="Times New Roman" w:hAnsi="Times New Roman" w:cs="Times New Roman"/>
         </w:rPr>
-        <w:t xml:space="preserve"> in that anybody can read it and can understand it, and it</w:t>
+        <w:t xml:space="preserve"> in that anybody can read it and understand it, and it</w:t>
       </w:r>
       <w:r>
         <w:rPr>
@@ -915,7 +915,7 @@
         <w:rPr>
           <w:rFonts w:ascii="Times New Roman" w:hAnsi="Times New Roman" w:cs="Times New Roman"/>
         </w:rPr>
-        <w:t xml:space="preserve">. What does the </w:t>
+        <w:t>. What does the</w:t>
       </w:r>
       <w:r>
         <w:rPr>
@@ -1025,7 +1025,7 @@
         <w:rPr>
           <w:rFonts w:ascii="Times New Roman" w:hAnsi="Times New Roman" w:cs="Times New Roman"/>
         </w:rPr>
-        <w:t xml:space="preserve"> the </w:t>
+        <w:t xml:space="preserve"> the</w:t>
       </w:r>
       <w:r>
         <w:rPr>
@@ -1302,7 +1302,19 @@
         <w:rPr>
           <w:rFonts w:ascii="Times New Roman" w:hAnsi="Times New Roman" w:cs="Times New Roman"/>
         </w:rPr>
-        <w:t xml:space="preserve"> in the Torah, not just the </w:t>
+        <w:t xml:space="preserve"> in the </w:t>
+      </w:r>
+      <w:r>
+        <w:rPr>
+          <w:rFonts w:ascii="Times New Roman" w:hAnsi="Times New Roman" w:cs="Times New Roman"/>
+        </w:rPr>
+        <w:t>Torah</w:t>
+      </w:r>
+      <w:r>
+        <w:rPr>
+          <w:rFonts w:ascii="Times New Roman" w:hAnsi="Times New Roman" w:cs="Times New Roman"/>
+        </w:rPr>
+        <w:t xml:space="preserve">, not just the </w:t>
       </w:r>
       <w:r>
         <w:rPr>
@@ -1342,7 +1354,7 @@
         <w:rPr>
           <w:rFonts w:ascii="Times New Roman" w:hAnsi="Times New Roman" w:cs="Times New Roman"/>
         </w:rPr>
-        <w:t xml:space="preserve"> specifically pick </w:t>
+        <w:t xml:space="preserve"> specifically pick</w:t>
       </w:r>
       <w:r>
         <w:rPr>
@@ -1626,7 +1638,7 @@
         <w:rPr>
           <w:rFonts w:ascii="Times New Roman" w:hAnsi="Times New Roman" w:cs="Times New Roman"/>
         </w:rPr>
-        <w:t xml:space="preserve"> and </w:t>
+        <w:t xml:space="preserve"> and</w:t>
       </w:r>
       <w:r>
         <w:rPr>
@@ -2055,7 +2067,13 @@
         <w:rPr>
           <w:rFonts w:ascii="Times New Roman" w:hAnsi="Times New Roman" w:cs="Times New Roman"/>
         </w:rPr>
-        <w:t xml:space="preserve">, which he brings down and I know about this from experience, want to find a </w:t>
+        <w:t xml:space="preserve"> </w:t>
+      </w:r>
+      <w:r>
+        <w:rPr>
+          <w:rFonts w:ascii="Times New Roman" w:hAnsi="Times New Roman" w:cs="Times New Roman"/>
+        </w:rPr>
+        <w:t xml:space="preserve">want to find a </w:t>
       </w:r>
       <w:r>
         <w:rPr>
@@ -2081,7 +2099,13 @@
         <w:rPr>
           <w:rFonts w:ascii="Times New Roman" w:hAnsi="Times New Roman" w:cs="Times New Roman"/>
         </w:rPr>
-        <w:t>. The best example was</w:t>
+        <w:t>.</w:t>
+      </w:r>
+      <w:r>
+        <w:rPr>
+          <w:rFonts w:ascii="Times New Roman" w:hAnsi="Times New Roman" w:cs="Times New Roman"/>
+        </w:rPr>
+        <w:t xml:space="preserve"> The best example was</w:t>
       </w:r>
       <w:r>
         <w:rPr>
@@ -2167,7 +2191,19 @@
         <w:rPr>
           <w:rFonts w:ascii="Times New Roman" w:hAnsi="Times New Roman" w:cs="Times New Roman"/>
         </w:rPr>
-        <w:t xml:space="preserve"> particular kind of worm that pigs are known to carry. So therefore today, when we raise the pigs hygienically, now we can eat pig. So </w:t>
+        <w:t xml:space="preserve"> particular kind of worm that pigs are known to carry. </w:t>
+      </w:r>
+      <w:r>
+        <w:rPr>
+          <w:rFonts w:ascii="Times New Roman" w:hAnsi="Times New Roman" w:cs="Times New Roman"/>
+        </w:rPr>
+        <w:t>T</w:t>
+      </w:r>
+      <w:r>
+        <w:rPr>
+          <w:rFonts w:ascii="Times New Roman" w:hAnsi="Times New Roman" w:cs="Times New Roman"/>
+        </w:rPr>
+        <w:t xml:space="preserve">herefore today, when we raise the pigs hygienically, now we can eat pig. So </w:t>
       </w:r>
       <w:r>
         <w:rPr>
@@ -2321,7 +2357,7 @@
         <w:rPr>
           <w:rFonts w:ascii="Times New Roman" w:hAnsi="Times New Roman" w:cs="Times New Roman"/>
         </w:rPr>
-        <w:t xml:space="preserve">Hashem should shut their mouths. We are </w:t>
+        <w:t>Hashem should shut their mouths. We are</w:t>
       </w:r>
       <w:r>
         <w:rPr>
@@ -2347,7 +2383,19 @@
         <w:rPr>
           <w:rFonts w:ascii="Times New Roman" w:hAnsi="Times New Roman" w:cs="Times New Roman"/>
         </w:rPr>
-        <w:t>to keep all of the mitzvos of the torah, w</w:t>
+        <w:t xml:space="preserve">to keep all of the mitzvos of the </w:t>
+      </w:r>
+      <w:r>
+        <w:rPr>
+          <w:rFonts w:ascii="Times New Roman" w:hAnsi="Times New Roman" w:cs="Times New Roman"/>
+        </w:rPr>
+        <w:t>Torah</w:t>
+      </w:r>
+      <w:r>
+        <w:rPr>
+          <w:rFonts w:ascii="Times New Roman" w:hAnsi="Times New Roman" w:cs="Times New Roman"/>
+        </w:rPr>
+        <w:t>, w</w:t>
       </w:r>
       <w:r>
         <w:rPr>
@@ -2462,7 +2510,7 @@
         <w:rPr>
           <w:rFonts w:ascii="Times New Roman" w:hAnsi="Times New Roman" w:cs="Times New Roman"/>
         </w:rPr>
-        <w:t xml:space="preserve">s intellectually impossible to figure out the reason for the </w:t>
+        <w:t>s intellectually impossible to figure out the reason for the</w:t>
       </w:r>
       <w:r>
         <w:rPr>
@@ -2660,7 +2708,6 @@
         <w:rPr>
           <w:rFonts w:ascii="Times New Roman" w:hAnsi="Times New Roman" w:cs="Times New Roman"/>
         </w:rPr>
-        <w:lastRenderedPageBreak/>
         <w:t>That</w:t>
       </w:r>
       <w:r>
@@ -2761,7 +2808,13 @@
         <w:rPr>
           <w:rFonts w:ascii="Times New Roman" w:hAnsi="Times New Roman" w:cs="Times New Roman"/>
         </w:rPr>
-        <w:t>all of the Torah</w:t>
+        <w:t xml:space="preserve">all of the </w:t>
+      </w:r>
+      <w:r>
+        <w:rPr>
+          <w:rFonts w:ascii="Times New Roman" w:hAnsi="Times New Roman" w:cs="Times New Roman"/>
+        </w:rPr>
+        <w:t>Torah</w:t>
       </w:r>
       <w:r>
         <w:rPr>
@@ -2781,6 +2834,7 @@
         <w:rPr>
           <w:rFonts w:ascii="Times New Roman" w:hAnsi="Times New Roman" w:cs="Times New Roman"/>
         </w:rPr>
+        <w:lastRenderedPageBreak/>
         <w:t xml:space="preserve">Now, in </w:t>
       </w:r>
       <w:r>
@@ -3702,7 +3756,7 @@
           <w:rFonts w:ascii="Times New Roman" w:hAnsi="Times New Roman" w:cs="Times New Roman" w:hint="cs"/>
           <w:rtl/>
         </w:rPr>
-        <w:t xml:space="preserve">בלעם </w:t>
+        <w:t>בלעם</w:t>
       </w:r>
       <w:r>
         <w:rPr>
@@ -3946,7 +4000,7 @@
         <w:rPr>
           <w:rFonts w:ascii="Times New Roman" w:hAnsi="Times New Roman" w:cs="Times New Roman"/>
         </w:rPr>
-        <w:t xml:space="preserve">How does the letters of </w:t>
+        <w:t xml:space="preserve">How do the letters of </w:t>
       </w:r>
       <w:r>
         <w:rPr>
@@ -4000,7 +4054,7 @@
         <w:rPr>
           <w:rFonts w:ascii="Times New Roman" w:hAnsi="Times New Roman" w:cs="Times New Roman"/>
         </w:rPr>
-        <w:t xml:space="preserve">? So he brings down a fascinating little insight. All letters have a partner. All letters have a </w:t>
+        <w:t>? So he brings down a fascinating little insight. All letters have a partner. All letters have a</w:t>
       </w:r>
       <w:r>
         <w:rPr>
@@ -4485,7 +4539,7 @@
         <w:rPr>
           <w:rFonts w:ascii="Times New Roman" w:hAnsi="Times New Roman" w:cs="Times New Roman"/>
         </w:rPr>
-        <w:t xml:space="preserve"> found about </w:t>
+        <w:t xml:space="preserve"> found about</w:t>
       </w:r>
       <w:r>
         <w:rPr>
@@ -4634,7 +4688,13 @@
         <w:rPr>
           <w:rFonts w:ascii="Times New Roman" w:hAnsi="Times New Roman" w:cs="Times New Roman"/>
         </w:rPr>
-        <w:t xml:space="preserve"> we could use it if we could only find some </w:t>
+        <w:t>, we could use it. I</w:t>
+      </w:r>
+      <w:r>
+        <w:rPr>
+          <w:rFonts w:ascii="Times New Roman" w:hAnsi="Times New Roman" w:cs="Times New Roman"/>
+        </w:rPr>
+        <w:t xml:space="preserve">f we could only find some </w:t>
       </w:r>
       <w:r>
         <w:rPr>

--- a/Files/04 - Bamidbar/08 - Chukas-Balak/5783/Chukas-Balak 5783.docx
+++ b/Files/04 - Bamidbar/08 - Chukas-Balak/5783/Chukas-Balak 5783.docx
@@ -402,7 +402,7 @@
           <w:rFonts w:ascii="Times New Roman" w:hAnsi="Times New Roman" w:cs="Times New Roman"/>
           <w:rtl/>
         </w:rPr>
-        <w:t>"</w:t>
+        <w:t>״</w:t>
       </w:r>
       <w:r>
         <w:rPr>
@@ -915,7 +915,7 @@
         <w:rPr>
           <w:rFonts w:ascii="Times New Roman" w:hAnsi="Times New Roman" w:cs="Times New Roman"/>
         </w:rPr>
-        <w:t>. What does the</w:t>
+        <w:t xml:space="preserve">. What does the </w:t>
       </w:r>
       <w:r>
         <w:rPr>
@@ -1025,7 +1025,7 @@
         <w:rPr>
           <w:rFonts w:ascii="Times New Roman" w:hAnsi="Times New Roman" w:cs="Times New Roman"/>
         </w:rPr>
-        <w:t xml:space="preserve"> the</w:t>
+        <w:t xml:space="preserve"> the </w:t>
       </w:r>
       <w:r>
         <w:rPr>
@@ -1354,7 +1354,7 @@
         <w:rPr>
           <w:rFonts w:ascii="Times New Roman" w:hAnsi="Times New Roman" w:cs="Times New Roman"/>
         </w:rPr>
-        <w:t xml:space="preserve"> specifically pick</w:t>
+        <w:t xml:space="preserve"> specifically pick </w:t>
       </w:r>
       <w:r>
         <w:rPr>
@@ -1638,7 +1638,7 @@
         <w:rPr>
           <w:rFonts w:ascii="Times New Roman" w:hAnsi="Times New Roman" w:cs="Times New Roman"/>
         </w:rPr>
-        <w:t xml:space="preserve"> and</w:t>
+        <w:t xml:space="preserve"> and </w:t>
       </w:r>
       <w:r>
         <w:rPr>
@@ -2357,7 +2357,7 @@
         <w:rPr>
           <w:rFonts w:ascii="Times New Roman" w:hAnsi="Times New Roman" w:cs="Times New Roman"/>
         </w:rPr>
-        <w:t>Hashem should shut their mouths. We are</w:t>
+        <w:t xml:space="preserve">Hashem should shut their mouths. We are </w:t>
       </w:r>
       <w:r>
         <w:rPr>
@@ -2510,7 +2510,7 @@
         <w:rPr>
           <w:rFonts w:ascii="Times New Roman" w:hAnsi="Times New Roman" w:cs="Times New Roman"/>
         </w:rPr>
-        <w:t>s intellectually impossible to figure out the reason for the</w:t>
+        <w:t xml:space="preserve">s intellectually impossible to figure out the reason for the </w:t>
       </w:r>
       <w:r>
         <w:rPr>
@@ -3756,7 +3756,7 @@
           <w:rFonts w:ascii="Times New Roman" w:hAnsi="Times New Roman" w:cs="Times New Roman" w:hint="cs"/>
           <w:rtl/>
         </w:rPr>
-        <w:t>בלעם</w:t>
+        <w:t xml:space="preserve">בלעם </w:t>
       </w:r>
       <w:r>
         <w:rPr>
@@ -4054,7 +4054,7 @@
         <w:rPr>
           <w:rFonts w:ascii="Times New Roman" w:hAnsi="Times New Roman" w:cs="Times New Roman"/>
         </w:rPr>
-        <w:t>? So he brings down a fascinating little insight. All letters have a partner. All letters have a</w:t>
+        <w:t xml:space="preserve">? So he brings down a fascinating little insight. All letters have a partner. All letters have a </w:t>
       </w:r>
       <w:r>
         <w:rPr>
@@ -4539,7 +4539,7 @@
         <w:rPr>
           <w:rFonts w:ascii="Times New Roman" w:hAnsi="Times New Roman" w:cs="Times New Roman"/>
         </w:rPr>
-        <w:t xml:space="preserve"> found about</w:t>
+        <w:t xml:space="preserve"> found about </w:t>
       </w:r>
       <w:r>
         <w:rPr>

--- a/Files/04 - Bamidbar/08 - Chukas-Balak/5783/Chukas-Balak 5783.docx
+++ b/Files/04 - Bamidbar/08 - Chukas-Balak/5783/Chukas-Balak 5783.docx
@@ -402,7 +402,7 @@
           <w:rFonts w:ascii="Times New Roman" w:hAnsi="Times New Roman" w:cs="Times New Roman"/>
           <w:rtl/>
         </w:rPr>
-        <w:t>״</w:t>
+        <w:t>"</w:t>
       </w:r>
       <w:r>
         <w:rPr>
@@ -915,7 +915,7 @@
         <w:rPr>
           <w:rFonts w:ascii="Times New Roman" w:hAnsi="Times New Roman" w:cs="Times New Roman"/>
         </w:rPr>
-        <w:t xml:space="preserve">. What does the </w:t>
+        <w:t>. What does the</w:t>
       </w:r>
       <w:r>
         <w:rPr>
@@ -1025,7 +1025,7 @@
         <w:rPr>
           <w:rFonts w:ascii="Times New Roman" w:hAnsi="Times New Roman" w:cs="Times New Roman"/>
         </w:rPr>
-        <w:t xml:space="preserve"> the </w:t>
+        <w:t xml:space="preserve"> the</w:t>
       </w:r>
       <w:r>
         <w:rPr>
@@ -1127,7 +1127,19 @@
         <w:rPr>
           <w:rFonts w:ascii="Times New Roman" w:hAnsi="Times New Roman" w:cs="Times New Roman"/>
         </w:rPr>
-        <w:t xml:space="preserve">on the pasuk in Mishlei (7:23) </w:t>
+        <w:t xml:space="preserve">on the pasuk in </w:t>
+      </w:r>
+      <w:r>
+        <w:rPr>
+          <w:rFonts w:ascii="Times New Roman" w:hAnsi="Times New Roman" w:cs="Times New Roman"/>
+        </w:rPr>
+        <w:t>Koheles</w:t>
+      </w:r>
+      <w:r>
+        <w:rPr>
+          <w:rFonts w:ascii="Times New Roman" w:hAnsi="Times New Roman" w:cs="Times New Roman"/>
+        </w:rPr>
+        <w:t xml:space="preserve"> (7:23) </w:t>
       </w:r>
       <w:r>
         <w:rPr>
@@ -1354,7 +1366,7 @@
         <w:rPr>
           <w:rFonts w:ascii="Times New Roman" w:hAnsi="Times New Roman" w:cs="Times New Roman"/>
         </w:rPr>
-        <w:t xml:space="preserve"> specifically pick </w:t>
+        <w:t xml:space="preserve"> specifically pick</w:t>
       </w:r>
       <w:r>
         <w:rPr>
@@ -1638,7 +1650,7 @@
         <w:rPr>
           <w:rFonts w:ascii="Times New Roman" w:hAnsi="Times New Roman" w:cs="Times New Roman"/>
         </w:rPr>
-        <w:t xml:space="preserve"> and </w:t>
+        <w:t xml:space="preserve"> and</w:t>
       </w:r>
       <w:r>
         <w:rPr>
@@ -2357,7 +2369,7 @@
         <w:rPr>
           <w:rFonts w:ascii="Times New Roman" w:hAnsi="Times New Roman" w:cs="Times New Roman"/>
         </w:rPr>
-        <w:t xml:space="preserve">Hashem should shut their mouths. We are </w:t>
+        <w:t>Hashem should shut their mouths. We are</w:t>
       </w:r>
       <w:r>
         <w:rPr>
@@ -2510,7 +2522,7 @@
         <w:rPr>
           <w:rFonts w:ascii="Times New Roman" w:hAnsi="Times New Roman" w:cs="Times New Roman"/>
         </w:rPr>
-        <w:t xml:space="preserve">s intellectually impossible to figure out the reason for the </w:t>
+        <w:t>s intellectually impossible to figure out the reason for the</w:t>
       </w:r>
       <w:r>
         <w:rPr>
@@ -3756,7 +3768,7 @@
           <w:rFonts w:ascii="Times New Roman" w:hAnsi="Times New Roman" w:cs="Times New Roman" w:hint="cs"/>
           <w:rtl/>
         </w:rPr>
-        <w:t xml:space="preserve">בלעם </w:t>
+        <w:t>בלעם</w:t>
       </w:r>
       <w:r>
         <w:rPr>
@@ -4054,7 +4066,7 @@
         <w:rPr>
           <w:rFonts w:ascii="Times New Roman" w:hAnsi="Times New Roman" w:cs="Times New Roman"/>
         </w:rPr>
-        <w:t xml:space="preserve">? So he brings down a fascinating little insight. All letters have a partner. All letters have a </w:t>
+        <w:t>? So he brings down a fascinating little insight. All letters have a partner. All letters have a</w:t>
       </w:r>
       <w:r>
         <w:rPr>
@@ -4539,7 +4551,7 @@
         <w:rPr>
           <w:rFonts w:ascii="Times New Roman" w:hAnsi="Times New Roman" w:cs="Times New Roman"/>
         </w:rPr>
-        <w:t xml:space="preserve"> found about </w:t>
+        <w:t xml:space="preserve"> found about</w:t>
       </w:r>
       <w:r>
         <w:rPr>

--- a/Files/04 - Bamidbar/08 - Chukas-Balak/5783/Chukas-Balak 5783.docx
+++ b/Files/04 - Bamidbar/08 - Chukas-Balak/5783/Chukas-Balak 5783.docx
@@ -402,7 +402,7 @@
           <w:rFonts w:ascii="Times New Roman" w:hAnsi="Times New Roman" w:cs="Times New Roman"/>
           <w:rtl/>
         </w:rPr>
-        <w:t>"</w:t>
+        <w:t>״</w:t>
       </w:r>
       <w:r>
         <w:rPr>
@@ -915,7 +915,7 @@
         <w:rPr>
           <w:rFonts w:ascii="Times New Roman" w:hAnsi="Times New Roman" w:cs="Times New Roman"/>
         </w:rPr>
-        <w:t>. What does the</w:t>
+        <w:t xml:space="preserve">. What does the </w:t>
       </w:r>
       <w:r>
         <w:rPr>
@@ -1025,7 +1025,7 @@
         <w:rPr>
           <w:rFonts w:ascii="Times New Roman" w:hAnsi="Times New Roman" w:cs="Times New Roman"/>
         </w:rPr>
-        <w:t xml:space="preserve"> the</w:t>
+        <w:t xml:space="preserve"> the </w:t>
       </w:r>
       <w:r>
         <w:rPr>
@@ -1366,7 +1366,7 @@
         <w:rPr>
           <w:rFonts w:ascii="Times New Roman" w:hAnsi="Times New Roman" w:cs="Times New Roman"/>
         </w:rPr>
-        <w:t xml:space="preserve"> specifically pick</w:t>
+        <w:t xml:space="preserve"> specifically pick </w:t>
       </w:r>
       <w:r>
         <w:rPr>
@@ -1650,7 +1650,7 @@
         <w:rPr>
           <w:rFonts w:ascii="Times New Roman" w:hAnsi="Times New Roman" w:cs="Times New Roman"/>
         </w:rPr>
-        <w:t xml:space="preserve"> and</w:t>
+        <w:t xml:space="preserve"> and </w:t>
       </w:r>
       <w:r>
         <w:rPr>
@@ -2369,7 +2369,7 @@
         <w:rPr>
           <w:rFonts w:ascii="Times New Roman" w:hAnsi="Times New Roman" w:cs="Times New Roman"/>
         </w:rPr>
-        <w:t>Hashem should shut their mouths. We are</w:t>
+        <w:t xml:space="preserve">Hashem should shut their mouths. We are </w:t>
       </w:r>
       <w:r>
         <w:rPr>
@@ -2522,7 +2522,7 @@
         <w:rPr>
           <w:rFonts w:ascii="Times New Roman" w:hAnsi="Times New Roman" w:cs="Times New Roman"/>
         </w:rPr>
-        <w:t>s intellectually impossible to figure out the reason for the</w:t>
+        <w:t xml:space="preserve">s intellectually impossible to figure out the reason for the </w:t>
       </w:r>
       <w:r>
         <w:rPr>
@@ -3768,7 +3768,7 @@
           <w:rFonts w:ascii="Times New Roman" w:hAnsi="Times New Roman" w:cs="Times New Roman" w:hint="cs"/>
           <w:rtl/>
         </w:rPr>
-        <w:t>בלעם</w:t>
+        <w:t xml:space="preserve">בלעם </w:t>
       </w:r>
       <w:r>
         <w:rPr>
@@ -4066,7 +4066,7 @@
         <w:rPr>
           <w:rFonts w:ascii="Times New Roman" w:hAnsi="Times New Roman" w:cs="Times New Roman"/>
         </w:rPr>
-        <w:t>? So he brings down a fascinating little insight. All letters have a partner. All letters have a</w:t>
+        <w:t xml:space="preserve">? So he brings down a fascinating little insight. All letters have a partner. All letters have a </w:t>
       </w:r>
       <w:r>
         <w:rPr>
@@ -4551,7 +4551,7 @@
         <w:rPr>
           <w:rFonts w:ascii="Times New Roman" w:hAnsi="Times New Roman" w:cs="Times New Roman"/>
         </w:rPr>
-        <w:t xml:space="preserve"> found about</w:t>
+        <w:t xml:space="preserve"> found about </w:t>
       </w:r>
       <w:r>
         <w:rPr>
